--- a/cosas/comandos.docx
+++ b/cosas/comandos.docx
@@ -51,6 +51,7 @@
           <w:b/>
           <w:bCs/>
           <w:color w:val="EE0000"/>
+          <w:lang w:val="en-US"/>
         </w:rPr>
       </w:pPr>
       <w:proofErr w:type="spellStart"/>
@@ -59,6 +60,7 @@
           <w:b/>
           <w:bCs/>
           <w:color w:val="EE0000"/>
+          <w:lang w:val="en-US"/>
         </w:rPr>
         <w:t>npm</w:t>
       </w:r>
@@ -68,6 +70,115 @@
           <w:b/>
           <w:bCs/>
           <w:color w:val="EE0000"/>
+          <w:lang w:val="en-US"/>
+        </w:rPr>
+        <w:t xml:space="preserve"> install</w:t>
+      </w:r>
+    </w:p>
+    <w:p>
+      <w:pPr>
+        <w:spacing w:after="0"/>
+        <w:rPr>
+          <w:b/>
+          <w:bCs/>
+          <w:color w:val="EE0000"/>
+          <w:lang w:val="en-US"/>
+        </w:rPr>
+      </w:pPr>
+    </w:p>
+    <w:p>
+      <w:pPr>
+        <w:spacing w:after="0"/>
+        <w:rPr>
+          <w:b/>
+          <w:bCs/>
+          <w:lang w:val="en-US"/>
+        </w:rPr>
+      </w:pPr>
+      <w:r>
+        <w:rPr>
+          <w:b/>
+          <w:bCs/>
+          <w:lang w:val="en-US"/>
+        </w:rPr>
+        <w:t xml:space="preserve">install </w:t>
+      </w:r>
+      <w:proofErr w:type="spellStart"/>
+      <w:r>
+        <w:rPr>
+          <w:b/>
+          <w:bCs/>
+          <w:lang w:val="en-US"/>
+        </w:rPr>
+        <w:t>prisma</w:t>
+      </w:r>
+      <w:proofErr w:type="spellEnd"/>
+      <w:r>
+        <w:rPr>
+          <w:b/>
+          <w:bCs/>
+          <w:lang w:val="en-US"/>
+        </w:rPr>
+        <w:t xml:space="preserve"> para </w:t>
+      </w:r>
+      <w:proofErr w:type="spellStart"/>
+      <w:r>
+        <w:rPr>
+          <w:b/>
+          <w:bCs/>
+          <w:lang w:val="en-US"/>
+        </w:rPr>
+        <w:t>postgress</w:t>
+      </w:r>
+      <w:proofErr w:type="spellEnd"/>
+    </w:p>
+    <w:p>
+      <w:pPr>
+        <w:spacing w:after="0"/>
+        <w:rPr>
+          <w:b/>
+          <w:bCs/>
+          <w:color w:val="EE0000"/>
+          <w:lang w:val="en-US"/>
+        </w:rPr>
+      </w:pPr>
+      <w:proofErr w:type="spellStart"/>
+      <w:r>
+        <w:rPr>
+          <w:b/>
+          <w:bCs/>
+          <w:color w:val="EE0000"/>
+          <w:lang w:val="en-US"/>
+        </w:rPr>
+        <w:t>npm</w:t>
+      </w:r>
+      <w:proofErr w:type="spellEnd"/>
+      <w:r>
+        <w:rPr>
+          <w:b/>
+          <w:bCs/>
+          <w:color w:val="EE0000"/>
+          <w:lang w:val="en-US"/>
+        </w:rPr>
+        <w:t xml:space="preserve"> install @prisma/client </w:t>
+      </w:r>
+      <w:proofErr w:type="spellStart"/>
+      <w:r>
+        <w:rPr>
+          <w:b/>
+          <w:bCs/>
+          <w:color w:val="EE0000"/>
+          <w:lang w:val="en-US"/>
+        </w:rPr>
+        <w:t>pg</w:t>
+      </w:r>
+      <w:proofErr w:type="spellEnd"/>
+      <w:r>
+        <w:rPr>
+          <w:b/>
+          <w:bCs/>
+          <w:color w:val="EE0000"/>
+          <w:lang w:val="en-US"/>
         </w:rPr>
         <w:t xml:space="preserve"> </w:t>
       </w:r>
@@ -77,10 +188,77 @@
           <w:b/>
           <w:bCs/>
           <w:color w:val="EE0000"/>
+          <w:lang w:val="en-US"/>
+        </w:rPr>
+        <w:t>dotenv</w:t>
+      </w:r>
+      <w:proofErr w:type="spellEnd"/>
+    </w:p>
+    <w:p>
+      <w:pPr>
+        <w:spacing w:after="0"/>
+        <w:rPr>
+          <w:b/>
+          <w:bCs/>
+          <w:color w:val="EE0000"/>
+        </w:rPr>
+      </w:pPr>
+      <w:proofErr w:type="spellStart"/>
+      <w:r>
+        <w:rPr>
+          <w:b/>
+          <w:bCs/>
+          <w:color w:val="EE0000"/>
+        </w:rPr>
+        <w:t>npm</w:t>
+      </w:r>
+      <w:proofErr w:type="spellEnd"/>
+      <w:r>
+        <w:rPr>
+          <w:b/>
+          <w:bCs/>
+          <w:color w:val="EE0000"/>
+        </w:rPr>
+        <w:t xml:space="preserve"> </w:t>
+      </w:r>
+      <w:proofErr w:type="spellStart"/>
+      <w:r>
+        <w:rPr>
+          <w:b/>
+          <w:bCs/>
+          <w:color w:val="EE0000"/>
         </w:rPr>
         <w:t>install</w:t>
       </w:r>
       <w:proofErr w:type="spellEnd"/>
+      <w:r>
+        <w:rPr>
+          <w:b/>
+          <w:bCs/>
+          <w:color w:val="EE0000"/>
+        </w:rPr>
+        <w:t xml:space="preserve"> -D prisma </w:t>
+      </w:r>
+      <w:proofErr w:type="spellStart"/>
+      <w:r>
+        <w:rPr>
+          <w:b/>
+          <w:bCs/>
+          <w:color w:val="EE0000"/>
+        </w:rPr>
+        <w:t>tsx</w:t>
+      </w:r>
+      <w:proofErr w:type="spellEnd"/>
+    </w:p>
+    <w:p>
+      <w:pPr>
+        <w:spacing w:after="0"/>
+        <w:rPr>
+          <w:b/>
+          <w:bCs/>
+          <w:color w:val="EE0000"/>
+        </w:rPr>
+      </w:pPr>
     </w:p>
     <w:p>
       <w:pPr>
@@ -710,7 +888,6 @@
   <w:style w:type="character" w:default="1" w:styleId="Fuentedeprrafopredeter">
     <w:name w:val="Default Paragraph Font"/>
     <w:uiPriority w:val="1"/>
-    <w:semiHidden/>
     <w:unhideWhenUsed/>
   </w:style>
   <w:style w:type="table" w:default="1" w:styleId="Tablanormal">

--- a/cosas/comandos.docx
+++ b/cosas/comandos.docx
@@ -256,23 +256,268 @@
         <w:rPr>
           <w:b/>
           <w:bCs/>
-          <w:color w:val="EE0000"/>
-        </w:rPr>
-      </w:pPr>
-    </w:p>
-    <w:p>
-      <w:pPr>
-        <w:spacing w:after="0"/>
-        <w:rPr>
-          <w:b/>
-          <w:bCs/>
-          <w:color w:val="EE0000"/>
-        </w:rPr>
-      </w:pPr>
-    </w:p>
-    <w:p>
-      <w:pPr>
-        <w:spacing w:after="0"/>
+        </w:rPr>
+      </w:pPr>
+    </w:p>
+    <w:p>
+      <w:pPr>
+        <w:spacing w:after="0"/>
+        <w:rPr>
+          <w:b/>
+          <w:bCs/>
+        </w:rPr>
+      </w:pPr>
+      <w:r>
+        <w:rPr>
+          <w:b/>
+          <w:bCs/>
+        </w:rPr>
+        <w:t xml:space="preserve">instalar para </w:t>
+      </w:r>
+      <w:proofErr w:type="spellStart"/>
+      <w:r>
+        <w:rPr>
+          <w:b/>
+          <w:bCs/>
+        </w:rPr>
+        <w:t>firebird</w:t>
+      </w:r>
+      <w:proofErr w:type="spellEnd"/>
+    </w:p>
+    <w:p>
+      <w:pPr>
+        <w:spacing w:after="0"/>
+        <w:rPr>
+          <w:b/>
+          <w:bCs/>
+          <w:color w:val="EE0000"/>
+          <w:lang w:val="en-US"/>
+        </w:rPr>
+      </w:pPr>
+      <w:proofErr w:type="spellStart"/>
+      <w:r>
+        <w:rPr>
+          <w:b/>
+          <w:bCs/>
+          <w:color w:val="EE0000"/>
+          <w:lang w:val="en-US"/>
+        </w:rPr>
+        <w:t>npm</w:t>
+      </w:r>
+      <w:proofErr w:type="spellEnd"/>
+      <w:r>
+        <w:rPr>
+          <w:b/>
+          <w:bCs/>
+          <w:color w:val="EE0000"/>
+          <w:lang w:val="en-US"/>
+        </w:rPr>
+        <w:t xml:space="preserve"> install node-firebird</w:t>
+      </w:r>
+    </w:p>
+    <w:p>
+      <w:pPr>
+        <w:spacing w:after="0"/>
+        <w:rPr>
+          <w:b/>
+          <w:bCs/>
+          <w:color w:val="EE0000"/>
+          <w:lang w:val="en-US"/>
+        </w:rPr>
+      </w:pPr>
+      <w:proofErr w:type="spellStart"/>
+      <w:r>
+        <w:rPr>
+          <w:b/>
+          <w:bCs/>
+          <w:color w:val="EE0000"/>
+          <w:lang w:val="en-US"/>
+        </w:rPr>
+        <w:t>npm</w:t>
+      </w:r>
+      <w:proofErr w:type="spellEnd"/>
+      <w:r>
+        <w:rPr>
+          <w:b/>
+          <w:bCs/>
+          <w:color w:val="EE0000"/>
+          <w:lang w:val="en-US"/>
+        </w:rPr>
+        <w:t xml:space="preserve"> install -D @types/node-firebird</w:t>
+      </w:r>
+    </w:p>
+    <w:p>
+      <w:pPr>
+        <w:spacing w:after="0"/>
+        <w:rPr>
+          <w:b/>
+          <w:bCs/>
+          <w:color w:val="EE0000"/>
+          <w:lang w:val="en-US"/>
+        </w:rPr>
+      </w:pPr>
+    </w:p>
+    <w:p>
+      <w:pPr>
+        <w:spacing w:after="0"/>
+        <w:rPr>
+          <w:b/>
+          <w:bCs/>
+          <w:color w:val="EE0000"/>
+        </w:rPr>
+      </w:pPr>
+      <w:proofErr w:type="spellStart"/>
+      <w:r>
+        <w:rPr>
+          <w:b/>
+          <w:bCs/>
+          <w:color w:val="EE0000"/>
+        </w:rPr>
+        <w:t>npm</w:t>
+      </w:r>
+      <w:proofErr w:type="spellEnd"/>
+      <w:r>
+        <w:rPr>
+          <w:b/>
+          <w:bCs/>
+          <w:color w:val="EE0000"/>
+        </w:rPr>
+        <w:t xml:space="preserve"> </w:t>
+      </w:r>
+      <w:proofErr w:type="spellStart"/>
+      <w:r>
+        <w:rPr>
+          <w:b/>
+          <w:bCs/>
+          <w:color w:val="EE0000"/>
+        </w:rPr>
+        <w:t>install</w:t>
+      </w:r>
+      <w:proofErr w:type="spellEnd"/>
+      <w:r>
+        <w:rPr>
+          <w:b/>
+          <w:bCs/>
+          <w:color w:val="EE0000"/>
+        </w:rPr>
+        <w:t xml:space="preserve"> </w:t>
+      </w:r>
+      <w:proofErr w:type="spellStart"/>
+      <w:r>
+        <w:rPr>
+          <w:b/>
+          <w:bCs/>
+          <w:color w:val="EE0000"/>
+        </w:rPr>
+        <w:t>uuid</w:t>
+      </w:r>
+      <w:proofErr w:type="spellEnd"/>
+    </w:p>
+    <w:p>
+      <w:pPr>
+        <w:spacing w:after="0"/>
+        <w:rPr>
+          <w:b/>
+          <w:bCs/>
+          <w:color w:val="EE0000"/>
+        </w:rPr>
+      </w:pPr>
+    </w:p>
+    <w:p>
+      <w:pPr>
+        <w:spacing w:after="0"/>
+        <w:rPr>
+          <w:b/>
+          <w:bCs/>
+          <w:color w:val="EE0000"/>
+        </w:rPr>
+      </w:pPr>
+      <w:proofErr w:type="spellStart"/>
+      <w:r>
+        <w:rPr>
+          <w:b/>
+          <w:bCs/>
+          <w:color w:val="EE0000"/>
+        </w:rPr>
+        <w:t>npm</w:t>
+      </w:r>
+      <w:proofErr w:type="spellEnd"/>
+      <w:r>
+        <w:rPr>
+          <w:b/>
+          <w:bCs/>
+          <w:color w:val="EE0000"/>
+        </w:rPr>
+        <w:t xml:space="preserve"> </w:t>
+      </w:r>
+      <w:proofErr w:type="spellStart"/>
+      <w:r>
+        <w:rPr>
+          <w:b/>
+          <w:bCs/>
+          <w:color w:val="EE0000"/>
+        </w:rPr>
+        <w:t>install</w:t>
+      </w:r>
+      <w:proofErr w:type="spellEnd"/>
+      <w:r>
+        <w:rPr>
+          <w:b/>
+          <w:bCs/>
+          <w:color w:val="EE0000"/>
+        </w:rPr>
+        <w:t xml:space="preserve"> </w:t>
+      </w:r>
+      <w:proofErr w:type="spellStart"/>
+      <w:r>
+        <w:rPr>
+          <w:b/>
+          <w:bCs/>
+          <w:color w:val="EE0000"/>
+        </w:rPr>
+        <w:t>node-firebird</w:t>
+      </w:r>
+      <w:proofErr w:type="spellEnd"/>
+    </w:p>
+    <w:p>
+      <w:pPr>
+        <w:spacing w:after="0"/>
+        <w:rPr>
+          <w:b/>
+          <w:bCs/>
+          <w:color w:val="EE0000"/>
+          <w:lang w:val="en-US"/>
+        </w:rPr>
+      </w:pPr>
+    </w:p>
+    <w:p>
+      <w:pPr>
+        <w:spacing w:after="0"/>
+        <w:rPr>
+          <w:b/>
+          <w:bCs/>
+          <w:color w:val="EE0000"/>
+          <w:lang w:val="en-US"/>
+        </w:rPr>
+      </w:pPr>
+    </w:p>
+    <w:p>
+      <w:pPr>
+        <w:spacing w:after="0"/>
+        <w:rPr>
+          <w:b/>
+          <w:bCs/>
+          <w:color w:val="EE0000"/>
+          <w:lang w:val="en-US"/>
+        </w:rPr>
+      </w:pPr>
+    </w:p>
+    <w:p>
+      <w:pPr>
+        <w:spacing w:after="0"/>
+        <w:rPr>
+          <w:lang w:val="en-US"/>
+        </w:rPr>
       </w:pPr>
     </w:p>
     <w:sectPr>
